--- a/tests/org.obeonetwork.m2doc.tests/resources/template/withBookmarkRefCallBeforeBookmarkInlined/withBookmarkRefCallBeforeBookmarkInlined-expected-generation.docx
+++ b/tests/org.obeonetwork.m2doc.tests/resources/template/withBookmarkRefCallBeforeBookmarkInlined/withBookmarkRefCallBeforeBookmarkInlined-expected-generation.docx
@@ -54,23 +54,23 @@
         <w:t/>
       </w:r>
       <w:r/>
-      <w:r w:rsidR="4B18683683D4BD236AEE64EA0CB0BB86">
+      <w:r w:rsidR="44D50973B1584549B40EB709FBFD4483">
         <w:fldChar w:fldCharType="begin"/>
       </w:r>
-      <w:r w:rsidR="4B18683683D4BD236AEE64EA0CB0BB86">
+      <w:r w:rsidR="44D50973B1584549B40EB709FBFD4483">
         <w:instrText xml:space="preserve"> REF testid \h </w:instrText>
       </w:r>
-      <w:r w:rsidR="4B18683683D4BD236AEE64EA0CB0BB86">
+      <w:r w:rsidR="44D50973B1584549B40EB709FBFD4483">
         <w:fldChar w:fldCharType="separate"/>
       </w:r>
-      <w:r w:rsidR="4B18683683D4BD236AEE64EA0CB0BB86">
+      <w:r w:rsidR="44D50973B1584549B40EB709FBFD4483">
         <w:rPr>
           <w:noProof/>
           <w:b w:val="on"/>
         </w:rPr>
         <w:t>testidref</w:t>
       </w:r>
-      <w:r w:rsidR="4B18683683D4BD236AEE64EA0CB0BB86">
+      <w:r w:rsidR="44D50973B1584549B40EB709FBFD4483">
         <w:fldChar w:fldCharType="end"/>
       </w:r>
     </w:p>
@@ -93,7 +93,7 @@
       <w:r>
         <w:t/>
       </w:r>
-      <w:bookmarkStart w:name="testid" w:id="68111844059549846288684490956539755097"/>
+      <w:bookmarkStart w:name="testid" w:id="83264432558068927595323947979700895994"/>
     </w:p>
     <w:p>
       <w:pPr>
@@ -107,7 +107,7 @@
         </w:rPr>
         <w:t>test</w:t>
       </w:r>
-      <w:bookmarkEnd w:id="68111844059549846288684490956539755097"/>
+      <w:bookmarkEnd w:id="83264432558068927595323947979700895994"/>
     </w:p>
     <w:p>
       <w:pPr>

--- a/tests/org.obeonetwork.m2doc.tests/resources/template/withBookmarkRefCallBeforeBookmarkInlined/withBookmarkRefCallBeforeBookmarkInlined-expected-generation.docx
+++ b/tests/org.obeonetwork.m2doc.tests/resources/template/withBookmarkRefCallBeforeBookmarkInlined/withBookmarkRefCallBeforeBookmarkInlined-expected-generation.docx
@@ -54,23 +54,23 @@
         <w:t/>
       </w:r>
       <w:r/>
-      <w:r w:rsidR="4B18683683D4BD236AEE64EA0CB0BB86">
+      <w:r w:rsidR="0AB067EA5D2FB9446C7DB249F53EC3D5">
         <w:fldChar w:fldCharType="begin"/>
       </w:r>
-      <w:r w:rsidR="4B18683683D4BD236AEE64EA0CB0BB86">
+      <w:r w:rsidR="0AB067EA5D2FB9446C7DB249F53EC3D5">
         <w:instrText xml:space="preserve"> REF testid \h </w:instrText>
       </w:r>
-      <w:r w:rsidR="4B18683683D4BD236AEE64EA0CB0BB86">
+      <w:r w:rsidR="0AB067EA5D2FB9446C7DB249F53EC3D5">
         <w:fldChar w:fldCharType="separate"/>
       </w:r>
-      <w:r w:rsidR="4B18683683D4BD236AEE64EA0CB0BB86">
+      <w:r w:rsidR="0AB067EA5D2FB9446C7DB249F53EC3D5">
         <w:rPr>
           <w:noProof/>
           <w:b w:val="on"/>
         </w:rPr>
         <w:t>testidref</w:t>
       </w:r>
-      <w:r w:rsidR="4B18683683D4BD236AEE64EA0CB0BB86">
+      <w:r w:rsidR="0AB067EA5D2FB9446C7DB249F53EC3D5">
         <w:fldChar w:fldCharType="end"/>
       </w:r>
     </w:p>
@@ -93,7 +93,7 @@
       <w:r>
         <w:t/>
       </w:r>
-      <w:bookmarkStart w:name="testid" w:id="68111844059549846288684490956539755097"/>
+      <w:bookmarkStart w:name="testid" w:id="34009036126484743651867479021965627399"/>
     </w:p>
     <w:p>
       <w:pPr>
@@ -107,7 +107,7 @@
         </w:rPr>
         <w:t>test</w:t>
       </w:r>
-      <w:bookmarkEnd w:id="68111844059549846288684490956539755097"/>
+      <w:bookmarkEnd w:id="34009036126484743651867479021965627399"/>
     </w:p>
     <w:p>
       <w:pPr>
